--- a/analyse/Regles_par_KPI_Monitoring.docx
+++ b/analyse/Regles_par_KPI_Monitoring.docx
@@ -62,7 +62,7 @@
           <w:sz w:val="18"/>
           <w:szCs w:val="18"/>
         </w:rPr>
-        <w:t xml:space="preserve">16 règles sur 26 sont communes à tous les KPI. Modifier A6 ou D1 fait bouger l’ensemble du dashboard ; modifier C3 ne touche que les quatre sous-chiffres tag drop et late measures.</w:t>
+        <w:t xml:space="preserve">Les règles marquées d’un astérisque dans le rappel ci-dessous reposent sur une déduction non testée. 16 règles sur 26 sont communes à tous les KPI. Modifier A6 ou D1 fait bouger l’ensemble du dashboard ; modifier C3 ne touche que les quatre sous-chiffres tag drop et late measures.</w:t>
       </w:r>
     </w:p>
     <w:tbl>
@@ -18717,7 +18717,7 @@
                 <w:sz w:val="18"/>
                 <w:szCs w:val="18"/>
               </w:rPr>
-              <w:t xml:space="preserve">B6</w:t>
+              <w:t xml:space="preserve">B6 *</w:t>
             </w:r>
           </w:p>
         </w:tc>
@@ -19096,7 +19096,7 @@
                 <w:sz w:val="18"/>
                 <w:szCs w:val="18"/>
               </w:rPr>
-              <w:t xml:space="preserve">Quatre types d’échec : valeurs automatiques, valeurs manuelles, les deux, erreur de process</w:t>
+              <w:t xml:space="preserve">Quatre types d’échec — avec deux définitions divergentes de l’erreur de process entre la carte et le sélecteur</w:t>
             </w:r>
           </w:p>
         </w:tc>
@@ -19928,7 +19928,7 @@
                 <w:sz w:val="18"/>
                 <w:szCs w:val="18"/>
               </w:rPr>
-              <w:t xml:space="preserve">Une page semble faire doublon</w:t>
+              <w:t xml:space="preserve">Deux pages traitent la catégorisation des échecs, sous des angles différents</w:t>
             </w:r>
           </w:p>
         </w:tc>
@@ -20069,7 +20069,7 @@
                 <w:sz w:val="18"/>
                 <w:szCs w:val="18"/>
               </w:rPr>
-              <w:t xml:space="preserve">E4</w:t>
+              <w:t xml:space="preserve">E4 *</w:t>
             </w:r>
           </w:p>
         </w:tc>
@@ -20136,7 +20136,7 @@
                 <w:sz w:val="18"/>
                 <w:szCs w:val="18"/>
               </w:rPr>
-              <w:t xml:space="preserve">Des indicateurs comparent des périodes glissantes de 24 h, 7 jours et 30 jours</w:t>
+              <w:t xml:space="preserve">Des indicateurs comparent des périodes glissantes de 24 h, 7 jours et 30 jours, qui se combinent au filtre de date de la page</w:t>
             </w:r>
           </w:p>
         </w:tc>
@@ -20231,7 +20231,7 @@
           <w:sz w:val="18"/>
           <w:szCs w:val="18"/>
         </w:rPr>
-        <w:t xml:space="preserve">Les quatre cartes d’échec de la page Détails forment une partition : leur somme doit égaler le nombre total d’échecs de la période. Si ce n’est pas le cas, il s’agit d’échecs dont les journaux du moteur sont absents — ils ne sont comptés dans aucune des quatre cartes tout en pesant dans le dénominateur du taux de réussite.</w:t>
+        <w:t xml:space="preserve">Les quatre cartes d’échec de la page Détails devraient totaliser le nombre d’échecs de la période. Ce n’est pas garanti : un échec dont les journaux du moteur sont absents n’entre dans aucune des quatre cartes, tout en pesant dans le dénominateur du taux de réussite. Voir la règle C1, qui documente les deux définitions divergentes de l’erreur de process.</w:t>
       </w:r>
     </w:p>
     <w:sectPr>
